--- a/docs/content/regression/regression_analysis_report.docx
+++ b/docs/content/regression/regression_analysis_report.docx
@@ -31,7 +31,7 @@
         <w:pStyle w:val="Date"/>
       </w:pPr>
       <w:r>
-        <w:t xml:space="preserve">2026-07-05</w:t>
+        <w:t xml:space="preserve">2026-08-27</w:t>
       </w:r>
     </w:p>
     <w:sdt>
@@ -226,25 +226,25 @@
         <w:t xml:space="preserve"> </w:t>
       </w:r>
       <w:r>
-        <w:t xml:space="preserve">assumptions using a residuals-vs-fitted plot and a normal Q–Q plot with a</w:t>
-      </w:r>
-      <w:r>
-        <w:t xml:space="preserve"> </w:t>
-      </w:r>
-      <w:r>
-        <w:t xml:space="preserve">Shapiro–Wilk test on the residuals. All work was done in R with the tidyverse;</w:t>
-      </w:r>
-      <w:r>
-        <w:t xml:space="preserve"> </w:t>
-      </w:r>
-      <w:r>
-        <w:t xml:space="preserve">this report was written in Quarto so every number and figure below is computed</w:t>
-      </w:r>
-      <w:r>
-        <w:t xml:space="preserve"> </w:t>
-      </w:r>
-      <w:r>
-        <w:t xml:space="preserve">directly from the data.</w:t>
+        <w:t xml:space="preserve">assumptions using base R’s diagnostic plots for a fitted model, with a</w:t>
+      </w:r>
+      <w:r>
+        <w:t xml:space="preserve"> </w:t>
+      </w:r>
+      <w:r>
+        <w:t xml:space="preserve">Shapiro–Wilk test on the residuals as a formal companion. All work was done in</w:t>
+      </w:r>
+      <w:r>
+        <w:t xml:space="preserve"> </w:t>
+      </w:r>
+      <w:r>
+        <w:t xml:space="preserve">R with the tidyverse; this report was written in Quarto so every number and</w:t>
+      </w:r>
+      <w:r>
+        <w:t xml:space="preserve"> </w:t>
+      </w:r>
+      <w:r>
+        <w:t xml:space="preserve">figure below is computed directly from the data.</w:t>
       </w:r>
     </w:p>
     <w:bookmarkEnd w:id="10"/>
@@ -262,16 +262,13 @@
         <w:pStyle w:val="FirstParagraph"/>
       </w:pPr>
       <w:r>
-        <w:t xml:space="preserve">Paper mass was an extremely strong predictor of paper area</w:t>
-      </w:r>
-      <w:r>
-        <w:t xml:space="preserve"> </w:t>
-      </w:r>
-      <w:r>
-        <w:t xml:space="preserve">(linear regression: F(1, 116) = 7.849329</w:t>
-      </w:r>
-      <w:r>
-        <w:t xml:space="preserve">^{5},</w:t>
+        <w:t xml:space="preserve">Paper mass was an extremely strong predictor of paper area. The overall model</w:t>
+      </w:r>
+      <w:r>
+        <w:t xml:space="preserve"> </w:t>
+      </w:r>
+      <w:r>
+        <w:t xml:space="preserve">fit, coefficients, and</w:t>
       </w:r>
       <w:r>
         <w:t xml:space="preserve"> </w:t>
@@ -284,100 +281,472 @@
         <w:t xml:space="preserve">p</w:t>
       </w:r>
       <w:r>
-        <w:t xml:space="preserve"> </w:t>
-      </w:r>
-      <w:r>
-        <w:t xml:space="preserve">&lt; 5</w:t>
-      </w:r>
-      <w:r>
-        <w:t xml:space="preserve">^{-224}, R² = 0.9999). The calibration</w:t>
-      </w:r>
-      <w:r>
-        <w:t xml:space="preserve"> </w:t>
-      </w:r>
-      <w:r>
-        <w:t xml:space="preserve">equation was:</w:t>
-      </w:r>
-    </w:p>
+        <w:t xml:space="preserve">-values are shown in the two tables below.</w:t>
+      </w:r>
+    </w:p>
+    <w:p>
+      <w:pPr>
+        <w:pStyle w:val="TableCaption"/>
+      </w:pPr>
+      <w:r>
+        <w:t xml:space="preserve">Table 1. Overall fit of the calibration regression.</w:t>
+      </w:r>
+    </w:p>
+    <w:tbl>
+      <w:tblPr>
+        <w:tblStyle w:val="Table"/>
+        <w:tblW w:type="auto" w:w="0"/>
+        <w:tblLook w:firstRow="1" w:lastRow="0" w:firstColumn="0" w:lastColumn="0" w:noHBand="0" w:noVBand="0" w:val="0020"/>
+        <w:tblCaption w:val="Table 1. Overall fit of the calibration regression."/>
+      </w:tblPr>
+      <w:tblGrid>
+        <w:gridCol w:w="1584"/>
+        <w:gridCol w:w="1584"/>
+        <w:gridCol w:w="1584"/>
+        <w:gridCol w:w="1584"/>
+        <w:gridCol w:w="1584"/>
+      </w:tblGrid>
+      <w:tr>
+        <w:trPr>
+          <w:tblHeader w:val="on"/>
+        </w:trPr>
+        <w:tc>
+          <w:tcPr/>
+          <w:p>
+            <w:pPr>
+              <w:pStyle w:val="Compact"/>
+              <w:jc w:val="right"/>
+            </w:pPr>
+            <w:r>
+              <w:t xml:space="preserve">R-squared</w:t>
+            </w:r>
+          </w:p>
+        </w:tc>
+        <w:tc>
+          <w:tcPr/>
+          <w:p>
+            <w:pPr>
+              <w:pStyle w:val="Compact"/>
+              <w:jc w:val="right"/>
+            </w:pPr>
+            <w:r>
+              <w:t xml:space="preserve">F</w:t>
+            </w:r>
+          </w:p>
+        </w:tc>
+        <w:tc>
+          <w:tcPr/>
+          <w:p>
+            <w:pPr>
+              <w:pStyle w:val="Compact"/>
+              <w:jc w:val="right"/>
+            </w:pPr>
+            <w:r>
+              <w:t xml:space="preserve">df (model)</w:t>
+            </w:r>
+          </w:p>
+        </w:tc>
+        <w:tc>
+          <w:tcPr/>
+          <w:p>
+            <w:pPr>
+              <w:pStyle w:val="Compact"/>
+              <w:jc w:val="right"/>
+            </w:pPr>
+            <w:r>
+              <w:t xml:space="preserve">df (residual)</w:t>
+            </w:r>
+          </w:p>
+        </w:tc>
+        <w:tc>
+          <w:tcPr/>
+          <w:p>
+            <w:pPr>
+              <w:pStyle w:val="Compact"/>
+              <w:jc w:val="right"/>
+            </w:pPr>
+            <w:r>
+              <w:t xml:space="preserve">p-value</w:t>
+            </w:r>
+          </w:p>
+        </w:tc>
+      </w:tr>
+      <w:tr>
+        <w:tc>
+          <w:tcPr/>
+          <w:p>
+            <w:pPr>
+              <w:pStyle w:val="Compact"/>
+              <w:jc w:val="right"/>
+            </w:pPr>
+            <w:r>
+              <w:t xml:space="preserve">0.9999</w:t>
+            </w:r>
+          </w:p>
+        </w:tc>
+        <w:tc>
+          <w:tcPr/>
+          <w:p>
+            <w:pPr>
+              <w:pStyle w:val="Compact"/>
+              <w:jc w:val="right"/>
+            </w:pPr>
+            <w:r>
+              <w:t xml:space="preserve">784932.9</w:t>
+            </w:r>
+          </w:p>
+        </w:tc>
+        <w:tc>
+          <w:tcPr/>
+          <w:p>
+            <w:pPr>
+              <w:pStyle w:val="Compact"/>
+              <w:jc w:val="right"/>
+            </w:pPr>
+            <w:r>
+              <w:t xml:space="preserve">1</w:t>
+            </w:r>
+          </w:p>
+        </w:tc>
+        <w:tc>
+          <w:tcPr/>
+          <w:p>
+            <w:pPr>
+              <w:pStyle w:val="Compact"/>
+              <w:jc w:val="right"/>
+            </w:pPr>
+            <w:r>
+              <w:t xml:space="preserve">116</w:t>
+            </w:r>
+          </w:p>
+        </w:tc>
+        <w:tc>
+          <w:tcPr/>
+          <w:p>
+            <w:pPr>
+              <w:pStyle w:val="Compact"/>
+              <w:jc w:val="right"/>
+            </w:pPr>
+            <w:r>
+              <w:t xml:space="preserve">0</w:t>
+            </w:r>
+          </w:p>
+        </w:tc>
+      </w:tr>
+    </w:tbl>
     <w:p>
       <w:pPr>
         <w:pStyle w:val="BodyText"/>
       </w:pPr>
-      <m:oMathPara>
-        <m:oMathParaPr>
-          <m:jc m:val="center"/>
-        </m:oMathParaPr>
-        <m:oMath>
-          <m:acc>
-            <m:accPr>
-              <m:chr m:val="̂"/>
-            </m:accPr>
-            <m:e>
-              <m:r>
-                <m:rPr>
-                  <m:nor/>
-                  <m:sty m:val="p"/>
-                </m:rPr>
-                <m:t>area</m:t>
-              </m:r>
-            </m:e>
-          </m:acc>
-          <m:r>
-            <m:rPr>
-              <m:sty m:val="p"/>
-            </m:rPr>
-            <m:t>=</m:t>
-          </m:r>
-          <m:r>
-            <m:t>130.52</m:t>
-          </m:r>
-          <m:r>
-            <m:rPr>
-              <m:sty m:val="p"/>
-            </m:rPr>
-            <m:t>×</m:t>
-          </m:r>
-          <m:r>
-            <m:rPr>
-              <m:nor/>
-              <m:sty m:val="p"/>
-            </m:rPr>
-            <m:t>mass</m:t>
-          </m:r>
-          <m:r>
-            <m:rPr>
-              <m:sty m:val="p"/>
-            </m:rPr>
-            <m:t>+</m:t>
-          </m:r>
-          <m:r>
-            <m:t>0.279</m:t>
-          </m:r>
-        </m:oMath>
-      </m:oMathPara>
-    </w:p>
-    <w:p>
-      <w:pPr>
-        <w:pStyle w:val="FirstParagraph"/>
-      </w:pPr>
-      <w:r>
-        <w:t xml:space="preserve">In words, every additional gram of paper corresponds to about</w:t>
+      <w:r>
+        <w:t xml:space="preserve"> </w:t>
+      </w:r>
+    </w:p>
+    <w:p>
+      <w:pPr>
+        <w:pStyle w:val="TableCaption"/>
+      </w:pPr>
+      <w:r>
+        <w:t xml:space="preserve">Table 2. Calibration equation coefficients. The</w:t>
       </w:r>
       <w:r>
         <w:t xml:space="preserve"> </w:t>
       </w:r>
       <w:r>
         <w:rPr>
-          <w:b/>
-          <w:bCs/>
+          <w:rStyle w:val="VerbatimChar"/>
         </w:rPr>
-        <w:t xml:space="preserve">130.5 cm²</w:t>
-      </w:r>
-      <w:r>
-        <w:t xml:space="preserve"> </w:t>
-      </w:r>
-      <w:r>
-        <w:t xml:space="preserve">of area.</w:t>
+        <w:t xml:space="preserve">mass_g</w:t>
+      </w:r>
+      <w:r>
+        <w:t xml:space="preserve"> </w:t>
+      </w:r>
+      <w:r>
+        <w:t xml:space="preserve">estimate is the area gained per additional gram of paper;</w:t>
+      </w:r>
+      <w:r>
+        <w:t xml:space="preserve"> </w:t>
+      </w:r>
+      <w:r>
+        <w:rPr>
+          <w:rStyle w:val="VerbatimChar"/>
+        </w:rPr>
+        <w:t xml:space="preserve">(Intercept)</w:t>
+      </w:r>
+      <w:r>
+        <w:t xml:space="preserve"> </w:t>
+      </w:r>
+      <w:r>
+        <w:t xml:space="preserve">is the fitted area at zero mass.</w:t>
+      </w:r>
+    </w:p>
+    <w:tbl>
+      <w:tblPr>
+        <w:tblStyle w:val="Table"/>
+        <w:tblW w:type="auto" w:w="0"/>
+        <w:tblLook w:firstRow="1" w:lastRow="0" w:firstColumn="0" w:lastColumn="0" w:noHBand="0" w:noVBand="0" w:val="0020"/>
+        <w:tblCaption w:val="Table 2. Calibration equation coefficients. The mass_g estimate is the area gained per additional gram of paper; (Intercept) is the fitted area at zero mass."/>
+      </w:tblPr>
+      <w:tblGrid>
+        <w:gridCol w:w="1584"/>
+        <w:gridCol w:w="1584"/>
+        <w:gridCol w:w="1584"/>
+        <w:gridCol w:w="1584"/>
+        <w:gridCol w:w="1584"/>
+      </w:tblGrid>
+      <w:tr>
+        <w:trPr>
+          <w:tblHeader w:val="on"/>
+        </w:trPr>
+        <w:tc>
+          <w:tcPr/>
+          <w:p>
+            <w:pPr>
+              <w:pStyle w:val="Compact"/>
+              <w:jc w:val="left"/>
+            </w:pPr>
+            <w:r>
+              <w:t xml:space="preserve">Term</w:t>
+            </w:r>
+          </w:p>
+        </w:tc>
+        <w:tc>
+          <w:tcPr/>
+          <w:p>
+            <w:pPr>
+              <w:pStyle w:val="Compact"/>
+              <w:jc w:val="right"/>
+            </w:pPr>
+            <w:r>
+              <w:t xml:space="preserve">Estimate</w:t>
+            </w:r>
+          </w:p>
+        </w:tc>
+        <w:tc>
+          <w:tcPr/>
+          <w:p>
+            <w:pPr>
+              <w:pStyle w:val="Compact"/>
+              <w:jc w:val="right"/>
+            </w:pPr>
+            <w:r>
+              <w:t xml:space="preserve">Std. error</w:t>
+            </w:r>
+          </w:p>
+        </w:tc>
+        <w:tc>
+          <w:tcPr/>
+          <w:p>
+            <w:pPr>
+              <w:pStyle w:val="Compact"/>
+              <w:jc w:val="right"/>
+            </w:pPr>
+            <w:r>
+              <w:t xml:space="preserve">t</w:t>
+            </w:r>
+          </w:p>
+        </w:tc>
+        <w:tc>
+          <w:tcPr/>
+          <w:p>
+            <w:pPr>
+              <w:pStyle w:val="Compact"/>
+              <w:jc w:val="right"/>
+            </w:pPr>
+            <w:r>
+              <w:t xml:space="preserve">p-value</w:t>
+            </w:r>
+          </w:p>
+        </w:tc>
+      </w:tr>
+      <w:tr>
+        <w:tc>
+          <w:tcPr/>
+          <w:p>
+            <w:pPr>
+              <w:pStyle w:val="Compact"/>
+              <w:jc w:val="left"/>
+            </w:pPr>
+            <w:r>
+              <w:t xml:space="preserve">(Intercept)</w:t>
+            </w:r>
+          </w:p>
+        </w:tc>
+        <w:tc>
+          <w:tcPr/>
+          <w:p>
+            <w:pPr>
+              <w:pStyle w:val="Compact"/>
+              <w:jc w:val="right"/>
+            </w:pPr>
+            <w:r>
+              <w:t xml:space="preserve">0.279</w:t>
+            </w:r>
+          </w:p>
+        </w:tc>
+        <w:tc>
+          <w:tcPr/>
+          <w:p>
+            <w:pPr>
+              <w:pStyle w:val="Compact"/>
+              <w:jc w:val="right"/>
+            </w:pPr>
+            <w:r>
+              <w:t xml:space="preserve">0.181</w:t>
+            </w:r>
+          </w:p>
+        </w:tc>
+        <w:tc>
+          <w:tcPr/>
+          <w:p>
+            <w:pPr>
+              <w:pStyle w:val="Compact"/>
+              <w:jc w:val="right"/>
+            </w:pPr>
+            <w:r>
+              <w:t xml:space="preserve">1.5</w:t>
+            </w:r>
+          </w:p>
+        </w:tc>
+        <w:tc>
+          <w:tcPr/>
+          <w:p>
+            <w:pPr>
+              <w:pStyle w:val="Compact"/>
+              <w:jc w:val="right"/>
+            </w:pPr>
+            <w:r>
+              <w:t xml:space="preserve">0.1261386</w:t>
+            </w:r>
+          </w:p>
+        </w:tc>
+      </w:tr>
+      <w:tr>
+        <w:tc>
+          <w:tcPr/>
+          <w:p>
+            <w:pPr>
+              <w:pStyle w:val="Compact"/>
+              <w:jc w:val="left"/>
+            </w:pPr>
+            <w:r>
+              <w:t xml:space="preserve">mass_g</w:t>
+            </w:r>
+          </w:p>
+        </w:tc>
+        <w:tc>
+          <w:tcPr/>
+          <w:p>
+            <w:pPr>
+              <w:pStyle w:val="Compact"/>
+              <w:jc w:val="right"/>
+            </w:pPr>
+            <w:r>
+              <w:t xml:space="preserve">130.523</w:t>
+            </w:r>
+          </w:p>
+        </w:tc>
+        <w:tc>
+          <w:tcPr/>
+          <w:p>
+            <w:pPr>
+              <w:pStyle w:val="Compact"/>
+              <w:jc w:val="right"/>
+            </w:pPr>
+            <w:r>
+              <w:t xml:space="preserve">0.147</w:t>
+            </w:r>
+          </w:p>
+        </w:tc>
+        <w:tc>
+          <w:tcPr/>
+          <w:p>
+            <w:pPr>
+              <w:pStyle w:val="Compact"/>
+              <w:jc w:val="right"/>
+            </w:pPr>
+            <w:r>
+              <w:t xml:space="preserve">886.0</w:t>
+            </w:r>
+          </w:p>
+        </w:tc>
+        <w:tc>
+          <w:tcPr/>
+          <w:p>
+            <w:pPr>
+              <w:pStyle w:val="Compact"/>
+              <w:jc w:val="right"/>
+            </w:pPr>
+            <w:r>
+              <w:t xml:space="preserve">0.0000000</w:t>
+            </w:r>
+          </w:p>
+        </w:tc>
+      </w:tr>
+    </w:tbl>
+    <w:p>
+      <w:pPr>
+        <w:pStyle w:val="BodyText"/>
+      </w:pPr>
+      <w:r>
+        <w:t xml:space="preserve">Read the calibration equation off Table 2: predicted area equals the</w:t>
+      </w:r>
+      <w:r>
+        <w:t xml:space="preserve"> </w:t>
+      </w:r>
+      <w:r>
+        <w:rPr>
+          <w:rStyle w:val="VerbatimChar"/>
+        </w:rPr>
+        <w:t xml:space="preserve">(Intercept)</w:t>
+      </w:r>
+      <w:r>
+        <w:t xml:space="preserve"> </w:t>
+      </w:r>
+      <w:r>
+        <w:t xml:space="preserve">estimate plus the</w:t>
+      </w:r>
+      <w:r>
+        <w:t xml:space="preserve"> </w:t>
+      </w:r>
+      <w:r>
+        <w:rPr>
+          <w:rStyle w:val="VerbatimChar"/>
+        </w:rPr>
+        <w:t xml:space="preserve">mass_g</w:t>
+      </w:r>
+      <w:r>
+        <w:t xml:space="preserve"> </w:t>
+      </w:r>
+      <w:r>
+        <w:t xml:space="preserve">estimate times paper mass. In words,</w:t>
+      </w:r>
+      <w:r>
+        <w:t xml:space="preserve"> </w:t>
+      </w:r>
+      <w:r>
+        <w:t xml:space="preserve">every additional gram of paper corresponds to about the</w:t>
+      </w:r>
+      <w:r>
+        <w:t xml:space="preserve"> </w:t>
+      </w:r>
+      <w:r>
+        <w:rPr>
+          <w:rStyle w:val="VerbatimChar"/>
+        </w:rPr>
+        <w:t xml:space="preserve">mass_g</w:t>
+      </w:r>
+      <w:r>
+        <w:t xml:space="preserve"> </w:t>
+      </w:r>
+      <w:r>
+        <w:t xml:space="preserve">estimate in</w:t>
+      </w:r>
+      <w:r>
+        <w:t xml:space="preserve"> </w:t>
+      </w:r>
+      <w:r>
+        <w:t xml:space="preserve">cm² of area.</w:t>
       </w:r>
     </w:p>
     <w:tbl>
@@ -476,84 +845,19 @@
               <w:spacing w:before="16" w:after="16"/>
             </w:pPr>
             <w:r>
-              <w:t xml:space="preserve">Notice that</w:t>
+              <w:t xml:space="preserve">Every number in Tables 1 and 2 is computed from the data when the document</w:t>
             </w:r>
             <w:r>
               <w:t xml:space="preserve"> </w:t>
             </w:r>
             <w:r>
-              <w:rPr>
-                <w:b/>
-                <w:bCs/>
-              </w:rPr>
-              <w:t xml:space="preserve">F,</w:t>
-            </w:r>
-            <w:r>
-              <w:rPr>
-                <w:b/>
-                <w:bCs/>
-              </w:rPr>
+              <w:t xml:space="preserve">renders — nothing was typed by hand. Change the data file and re-render, and the</w:t>
+            </w:r>
+            <w:r>
               <w:t xml:space="preserve"> </w:t>
             </w:r>
             <w:r>
-              <w:rPr>
-                <w:b/>
-                <w:bCs/>
-                <w:i/>
-                <w:iCs/>
-              </w:rPr>
-              <w:t xml:space="preserve">p</w:t>
-            </w:r>
-            <w:r>
-              <w:rPr>
-                <w:b/>
-                <w:bCs/>
-              </w:rPr>
-              <w:t xml:space="preserve">, R², the slope, and the intercept above were never typed by</w:t>
-            </w:r>
-            <w:r>
-              <w:rPr>
-                <w:b/>
-                <w:bCs/>
-              </w:rPr>
-              <w:t xml:space="preserve"> </w:t>
-            </w:r>
-            <w:r>
-              <w:rPr>
-                <w:b/>
-                <w:bCs/>
-              </w:rPr>
-              <w:t xml:space="preserve">hand</w:t>
-            </w:r>
-            <w:r>
-              <w:t xml:space="preserve"> </w:t>
-            </w:r>
-            <w:r>
-              <w:t xml:space="preserve">— they are inserted with inline code like</w:t>
-            </w:r>
-            <w:r>
-              <w:t xml:space="preserve"> </w:t>
-            </w:r>
-            <w:r>
-              <w:rPr>
-                <w:rStyle w:val="VerbatimChar"/>
-              </w:rPr>
-              <w:t xml:space="preserve">130.52</w:t>
-            </w:r>
-            <w:r>
-              <w:t xml:space="preserve">.</w:t>
-            </w:r>
-            <w:r>
-              <w:t xml:space="preserve"> </w:t>
-            </w:r>
-            <w:r>
-              <w:t xml:space="preserve">Change the data file and re-render, and every one of these updates itself. That</w:t>
-            </w:r>
-            <w:r>
-              <w:t xml:space="preserve"> </w:t>
-            </w:r>
-            <w:r>
-              <w:t xml:space="preserve">is the difference from the</w:t>
+              <w:t xml:space="preserve">tables update themselves. That is the difference from the</w:t>
             </w:r>
             <w:r>
               <w:t xml:space="preserve"> </w:t>
@@ -568,13 +872,13 @@
               <w:t xml:space="preserve"> </w:t>
             </w:r>
             <w:r>
-              <w:t xml:space="preserve">script, where you would copy each number into</w:t>
+              <w:t xml:space="preserve">script, where you</w:t>
             </w:r>
             <w:r>
               <w:t xml:space="preserve"> </w:t>
             </w:r>
             <w:r>
-              <w:t xml:space="preserve">Word yourself.</w:t>
+              <w:t xml:space="preserve">would copy each number into Word yourself.</w:t>
             </w:r>
           </w:p>
         </w:tc>
@@ -663,12 +967,12 @@
           <wp:inline>
             <wp:extent cx="5943600" cy="3962400"/>
             <wp:effectExtent b="0" l="0" r="0" t="0"/>
-            <wp:docPr descr="Figure 2. Residuals vs. fitted values — a random band with no funnel or curve supports linearity and equal variance." title="" id="19" name="Picture"/>
+            <wp:docPr descr="Figure 2. Base R diagnostic plots for the fitted model — residuals vs. fitted, normal Q-Q, scale-location, and residuals vs. leverage. A random band with no funnel or curve in panel 1 supports linearity and equal variance." title="" id="19" name="Picture"/>
             <a:graphic>
               <a:graphicData uri="http://schemas.openxmlformats.org/drawingml/2006/picture">
                 <pic:pic>
                   <pic:nvPicPr>
-                    <pic:cNvPr descr="regression_analysis_report_files/figure-docx/resid-plot-1.png" id="20" name="Picture"/>
+                    <pic:cNvPr descr="regression_analysis_report_files/figure-docx/diagnostic-plots-1.png" id="20" name="Picture"/>
                     <pic:cNvPicPr>
                       <a:picLocks noChangeArrowheads="1" noChangeAspect="1"/>
                     </pic:cNvPicPr>
@@ -706,15 +1010,131 @@
         <w:pStyle w:val="ImageCaption"/>
       </w:pPr>
       <w:r>
-        <w:t xml:space="preserve">Figure 2. Residuals vs. fitted values — a random band with no funnel or curve supports linearity and equal variance.</w:t>
-      </w:r>
-    </w:p>
+        <w:t xml:space="preserve">Figure 2. Base R diagnostic plots for the fitted model — residuals vs. fitted, normal Q-Q, scale-location, and residuals vs. leverage. A random band with no funnel or curve in panel 1 supports linearity and equal variance.</w:t>
+      </w:r>
+    </w:p>
+    <w:p>
+      <w:pPr>
+        <w:pStyle w:val="TableCaption"/>
+      </w:pPr>
+      <w:r>
+        <w:t xml:space="preserve">Table 3. Shapiro–Wilk normality test on the regression residuals.</w:t>
+      </w:r>
+    </w:p>
+    <w:tbl>
+      <w:tblPr>
+        <w:tblStyle w:val="Table"/>
+        <w:tblW w:type="auto" w:w="0"/>
+        <w:tblLook w:firstRow="1" w:lastRow="0" w:firstColumn="0" w:lastColumn="0" w:noHBand="0" w:noVBand="0" w:val="0020"/>
+        <w:tblCaption w:val="Table 3. Shapiro–Wilk normality test on the regression residuals."/>
+      </w:tblPr>
+      <w:tblGrid>
+        <w:gridCol w:w="2640"/>
+        <w:gridCol w:w="2640"/>
+        <w:gridCol w:w="2640"/>
+      </w:tblGrid>
+      <w:tr>
+        <w:trPr>
+          <w:tblHeader w:val="on"/>
+        </w:trPr>
+        <w:tc>
+          <w:tcPr/>
+          <w:p>
+            <w:pPr>
+              <w:pStyle w:val="Compact"/>
+              <w:jc w:val="right"/>
+            </w:pPr>
+            <w:r>
+              <w:t xml:space="preserve">W</w:t>
+            </w:r>
+          </w:p>
+        </w:tc>
+        <w:tc>
+          <w:tcPr/>
+          <w:p>
+            <w:pPr>
+              <w:pStyle w:val="Compact"/>
+              <w:jc w:val="right"/>
+            </w:pPr>
+            <w:r>
+              <w:t xml:space="preserve">p-value</w:t>
+            </w:r>
+          </w:p>
+        </w:tc>
+        <w:tc>
+          <w:tcPr/>
+          <w:p>
+            <w:pPr>
+              <w:pStyle w:val="Compact"/>
+              <w:jc w:val="left"/>
+            </w:pPr>
+            <w:r>
+              <w:t xml:space="preserve">Method</w:t>
+            </w:r>
+          </w:p>
+        </w:tc>
+      </w:tr>
+      <w:tr>
+        <w:tc>
+          <w:tcPr/>
+          <w:p>
+            <w:pPr>
+              <w:pStyle w:val="Compact"/>
+              <w:jc w:val="right"/>
+            </w:pPr>
+            <w:r>
+              <w:t xml:space="preserve">0.677</w:t>
+            </w:r>
+          </w:p>
+        </w:tc>
+        <w:tc>
+          <w:tcPr/>
+          <w:p>
+            <w:pPr>
+              <w:pStyle w:val="Compact"/>
+              <w:jc w:val="right"/>
+            </w:pPr>
+            <w:r>
+              <w:t xml:space="preserve">9.42496e-15</w:t>
+            </w:r>
+          </w:p>
+        </w:tc>
+        <w:tc>
+          <w:tcPr/>
+          <w:p>
+            <w:pPr>
+              <w:pStyle w:val="Compact"/>
+              <w:jc w:val="left"/>
+            </w:pPr>
+            <w:r>
+              <w:t xml:space="preserve">Shapiro-Wilk normality test</w:t>
+            </w:r>
+          </w:p>
+        </w:tc>
+      </w:tr>
+    </w:tbl>
     <w:p>
       <w:pPr>
         <w:pStyle w:val="BodyText"/>
       </w:pPr>
       <w:r>
-        <w:t xml:space="preserve">A Shapiro–Wilk test on the residuals gave W = 0.677,</w:t>
+        <w:t xml:space="preserve">The Shapiro–Wilk result is in Table 3. Read</w:t>
+      </w:r>
+      <w:r>
+        <w:t xml:space="preserve"> </w:t>
+      </w:r>
+      <w:r>
+        <w:rPr>
+          <w:i/>
+          <w:iCs/>
+        </w:rPr>
+        <w:t xml:space="preserve">W</w:t>
+      </w:r>
+      <w:r>
+        <w:t xml:space="preserve"> </w:t>
+      </w:r>
+      <w:r>
+        <w:t xml:space="preserve">and its</w:t>
       </w:r>
       <w:r>
         <w:t xml:space="preserve"> </w:t>
@@ -727,13 +1147,13 @@
         <w:t xml:space="preserve">p</w:t>
       </w:r>
       <w:r>
-        <w:t xml:space="preserve"> </w:t>
-      </w:r>
-      <w:r>
-        <w:t xml:space="preserve">= 9.4</w:t>
-      </w:r>
-      <w:r>
-        <w:t xml:space="preserve">^{-15}.</w:t>
+        <w:t xml:space="preserve">-value there, then</w:t>
+      </w:r>
+      <w:r>
+        <w:t xml:space="preserve"> </w:t>
+      </w:r>
+      <w:r>
+        <w:t xml:space="preserve">compare that verdict with the normal Q-Q panel of Figure 2.</w:t>
       </w:r>
     </w:p>
     <w:bookmarkEnd w:id="21"/>
@@ -748,57 +1168,160 @@
     </w:p>
     <w:p>
       <w:pPr>
-        <w:pStyle w:val="FirstParagraph"/>
-      </w:pPr>
-      <w:r>
-        <w:t xml:space="preserve">Applying the equation to two example tracings, a sunny-side tracing of</w:t>
-      </w:r>
-      <w:r>
-        <w:t xml:space="preserve"> </w:t>
-      </w:r>
-      <w:r>
-        <w:t xml:space="preserve">0.092 g predicts an area of</w:t>
-      </w:r>
-      <w:r>
-        <w:t xml:space="preserve"> </w:t>
-      </w:r>
-      <w:r>
-        <w:rPr>
-          <w:b/>
-          <w:bCs/>
-        </w:rPr>
-        <w:t xml:space="preserve">12.3 cm²</w:t>
-      </w:r>
-      <w:r>
-        <w:t xml:space="preserve">, while a</w:t>
-      </w:r>
-      <w:r>
-        <w:t xml:space="preserve"> </w:t>
-      </w:r>
-      <w:r>
-        <w:t xml:space="preserve">heavier shady-side tracing of 0.138 g predicts</w:t>
-      </w:r>
-      <w:r>
-        <w:t xml:space="preserve"> </w:t>
-      </w:r>
-      <w:r>
-        <w:rPr>
-          <w:b/>
-          <w:bCs/>
-        </w:rPr>
-        <w:t xml:space="preserve">18.3 cm²</w:t>
-      </w:r>
-      <w:r>
-        <w:t xml:space="preserve"> </w:t>
-      </w:r>
-      <w:r>
-        <w:t xml:space="preserve">— consistent with our earlier finding that</w:t>
-      </w:r>
-      <w:r>
-        <w:t xml:space="preserve"> </w:t>
-      </w:r>
-      <w:r>
-        <w:t xml:space="preserve">shady leaves are larger.</w:t>
+        <w:pStyle w:val="TableCaption"/>
+      </w:pPr>
+      <w:r>
+        <w:t xml:space="preserve">Table 4. Predicted leaf area for two example paper tracings, from the calibration equation.</w:t>
+      </w:r>
+    </w:p>
+    <w:tbl>
+      <w:tblPr>
+        <w:tblStyle w:val="Table"/>
+        <w:tblW w:type="auto" w:w="0"/>
+        <w:tblLook w:firstRow="1" w:lastRow="0" w:firstColumn="0" w:lastColumn="0" w:noHBand="0" w:noVBand="0" w:val="0020"/>
+        <w:tblCaption w:val="Table 4. Predicted leaf area for two example paper tracings, from the calibration equation."/>
+      </w:tblPr>
+      <w:tblGrid>
+        <w:gridCol w:w="2640"/>
+        <w:gridCol w:w="2640"/>
+        <w:gridCol w:w="2640"/>
+      </w:tblGrid>
+      <w:tr>
+        <w:trPr>
+          <w:tblHeader w:val="on"/>
+        </w:trPr>
+        <w:tc>
+          <w:tcPr/>
+          <w:p>
+            <w:pPr>
+              <w:pStyle w:val="Compact"/>
+              <w:jc w:val="left"/>
+            </w:pPr>
+            <w:r>
+              <w:t xml:space="preserve">Tracing</w:t>
+            </w:r>
+          </w:p>
+        </w:tc>
+        <w:tc>
+          <w:tcPr/>
+          <w:p>
+            <w:pPr>
+              <w:pStyle w:val="Compact"/>
+              <w:jc w:val="right"/>
+            </w:pPr>
+            <w:r>
+              <w:t xml:space="preserve">Mass (g)</w:t>
+            </w:r>
+          </w:p>
+        </w:tc>
+        <w:tc>
+          <w:tcPr/>
+          <w:p>
+            <w:pPr>
+              <w:pStyle w:val="Compact"/>
+              <w:jc w:val="right"/>
+            </w:pPr>
+            <w:r>
+              <w:t xml:space="preserve">Predicted area (cm²)</w:t>
+            </w:r>
+          </w:p>
+        </w:tc>
+      </w:tr>
+      <w:tr>
+        <w:tc>
+          <w:tcPr/>
+          <w:p>
+            <w:pPr>
+              <w:pStyle w:val="Compact"/>
+              <w:jc w:val="left"/>
+            </w:pPr>
+            <w:r>
+              <w:t xml:space="preserve">sunny-side</w:t>
+            </w:r>
+          </w:p>
+        </w:tc>
+        <w:tc>
+          <w:tcPr/>
+          <w:p>
+            <w:pPr>
+              <w:pStyle w:val="Compact"/>
+              <w:jc w:val="right"/>
+            </w:pPr>
+            <w:r>
+              <w:t xml:space="preserve">0.092</w:t>
+            </w:r>
+          </w:p>
+        </w:tc>
+        <w:tc>
+          <w:tcPr/>
+          <w:p>
+            <w:pPr>
+              <w:pStyle w:val="Compact"/>
+              <w:jc w:val="right"/>
+            </w:pPr>
+            <w:r>
+              <w:t xml:space="preserve">12.3</w:t>
+            </w:r>
+          </w:p>
+        </w:tc>
+      </w:tr>
+      <w:tr>
+        <w:tc>
+          <w:tcPr/>
+          <w:p>
+            <w:pPr>
+              <w:pStyle w:val="Compact"/>
+              <w:jc w:val="left"/>
+            </w:pPr>
+            <w:r>
+              <w:t xml:space="preserve">shady-side</w:t>
+            </w:r>
+          </w:p>
+        </w:tc>
+        <w:tc>
+          <w:tcPr/>
+          <w:p>
+            <w:pPr>
+              <w:pStyle w:val="Compact"/>
+              <w:jc w:val="right"/>
+            </w:pPr>
+            <w:r>
+              <w:t xml:space="preserve">0.138</w:t>
+            </w:r>
+          </w:p>
+        </w:tc>
+        <w:tc>
+          <w:tcPr/>
+          <w:p>
+            <w:pPr>
+              <w:pStyle w:val="Compact"/>
+              <w:jc w:val="right"/>
+            </w:pPr>
+            <w:r>
+              <w:t xml:space="preserve">18.3</w:t>
+            </w:r>
+          </w:p>
+        </w:tc>
+      </w:tr>
+    </w:tbl>
+    <w:p>
+      <w:pPr>
+        <w:pStyle w:val="BodyText"/>
+      </w:pPr>
+      <w:r>
+        <w:t xml:space="preserve">Table 4 applies the calibration equation to two example tracings. The heavier</w:t>
+      </w:r>
+      <w:r>
+        <w:t xml:space="preserve"> </w:t>
+      </w:r>
+      <w:r>
+        <w:t xml:space="preserve">shady-side tracing has the larger predicted area — consistent with our earlier</w:t>
+      </w:r>
+      <w:r>
+        <w:t xml:space="preserve"> </w:t>
+      </w:r>
+      <w:r>
+        <w:t xml:space="preserve">finding that shady leaves are larger.</w:t>
       </w:r>
     </w:p>
     <w:bookmarkEnd w:id="22"/>

--- a/docs/content/regression/regression_analysis_report.docx
+++ b/docs/content/regression/regression_analysis_report.docx
@@ -31,7 +31,7 @@
         <w:pStyle w:val="Date"/>
       </w:pPr>
       <w:r>
-        <w:t xml:space="preserve">2026-08-27</w:t>
+        <w:t xml:space="preserve">2026-09-01</w:t>
       </w:r>
     </w:p>
     <w:sdt>

--- a/docs/content/regression/regression_analysis_report.docx
+++ b/docs/content/regression/regression_analysis_report.docx
@@ -31,7 +31,7 @@
         <w:pStyle w:val="Date"/>
       </w:pPr>
       <w:r>
-        <w:t xml:space="preserve">2026-09-01</w:t>
+        <w:t xml:space="preserve">2026-09-03</w:t>
       </w:r>
     </w:p>
     <w:sdt>

--- a/docs/content/regression/regression_analysis_report.docx
+++ b/docs/content/regression/regression_analysis_report.docx
@@ -900,7 +900,7 @@
       <w:r>
         <w:drawing>
           <wp:inline>
-            <wp:extent cx="5943600" cy="3962400"/>
+            <wp:extent cx="2286000" cy="1524000"/>
             <wp:effectExtent b="0" l="0" r="0" t="0"/>
             <wp:docPr descr="Figure 1. Paper area vs. mass with the least-squares line and 95% confidence band." title="" id="15" name="Picture"/>
             <a:graphic>
@@ -921,7 +921,7 @@
                   <pic:spPr bwMode="auto">
                     <a:xfrm>
                       <a:off x="0" y="0"/>
-                      <a:ext cx="5943600" cy="3962400"/>
+                      <a:ext cx="2286000" cy="1524000"/>
                     </a:xfrm>
                     <a:prstGeom prst="rect">
                       <a:avLst/>
@@ -965,7 +965,7 @@
       <w:r>
         <w:drawing>
           <wp:inline>
-            <wp:extent cx="5943600" cy="3962400"/>
+            <wp:extent cx="2286000" cy="1524000"/>
             <wp:effectExtent b="0" l="0" r="0" t="0"/>
             <wp:docPr descr="Figure 2. Base R diagnostic plots for the fitted model — residuals vs. fitted, normal Q-Q, scale-location, and residuals vs. leverage. A random band with no funnel or curve in panel 1 supports linearity and equal variance." title="" id="19" name="Picture"/>
             <a:graphic>
@@ -986,7 +986,7 @@
                   <pic:spPr bwMode="auto">
                     <a:xfrm>
                       <a:off x="0" y="0"/>
-                      <a:ext cx="5943600" cy="3962400"/>
+                      <a:ext cx="2286000" cy="1524000"/>
                     </a:xfrm>
                     <a:prstGeom prst="rect">
                       <a:avLst/>
@@ -2463,8 +2463,8 @@
       <w:rFonts w:asciiTheme="majorHAnsi" w:cstheme="majorBidi" w:eastAsiaTheme="majorEastAsia" w:hAnsiTheme="majorHAnsi"/>
       <w:spacing w:val="-10"/>
       <w:kern w:val="28"/>
-      <w:sz w:val="56"/>
-      <w:szCs w:val="56"/>
+      <w:sz w:val="40"/>
+      <w:szCs w:val="40"/>
     </w:rPr>
   </w:style>
   <w:style w:customStyle="1" w:styleId="TitleChar" w:type="character">
@@ -2477,8 +2477,8 @@
       <w:rFonts w:asciiTheme="majorHAnsi" w:cstheme="majorBidi" w:eastAsiaTheme="majorEastAsia" w:hAnsiTheme="majorHAnsi"/>
       <w:spacing w:val="-10"/>
       <w:kern w:val="28"/>
-      <w:sz w:val="56"/>
-      <w:szCs w:val="56"/>
+      <w:sz w:val="40"/>
+      <w:szCs w:val="40"/>
     </w:rPr>
   </w:style>
   <w:style w:styleId="Subtitle" w:type="paragraph">

--- a/docs/content/regression/regression_analysis_report.docx
+++ b/docs/content/regression/regression_analysis_report.docx
@@ -31,7 +31,7 @@
         <w:pStyle w:val="Date"/>
       </w:pPr>
       <w:r>
-        <w:t xml:space="preserve">2026-09-03</w:t>
+        <w:t xml:space="preserve">2026-09-04</w:t>
       </w:r>
     </w:p>
     <w:sdt>
